--- a/Files/06 - Yom Tov/12 - Hoshana Raba/5786/Hoshana Raba 5786.docx
+++ b/Files/06 - Yom Tov/12 - Hoshana Raba/5786/Hoshana Raba 5786.docx
@@ -623,13 +623,37 @@
         <w:rPr>
           <w:rFonts w:ascii="Times New Roman" w:hAnsi="Times New Roman" w:cs="Times New Roman"/>
         </w:rPr>
-        <w:t xml:space="preserve"> baruch Hashem</w:t>
-      </w:r>
-      <w:r>
-        <w:rPr>
-          <w:rFonts w:ascii="Times New Roman" w:hAnsi="Times New Roman" w:cs="Times New Roman"/>
-        </w:rPr>
-        <w:t xml:space="preserve"> get to that level of </w:t>
+        <w:t>,</w:t>
+      </w:r>
+      <w:r>
+        <w:rPr>
+          <w:rFonts w:ascii="Times New Roman" w:hAnsi="Times New Roman" w:cs="Times New Roman"/>
+        </w:rPr>
+        <w:t xml:space="preserve"> baruch </w:t>
+      </w:r>
+      <w:r>
+        <w:rPr>
+          <w:rFonts w:ascii="Times New Roman" w:hAnsi="Times New Roman" w:cs="Times New Roman"/>
+        </w:rPr>
+        <w:t>Hashem,</w:t>
+      </w:r>
+      <w:r>
+        <w:rPr>
+          <w:rFonts w:ascii="Times New Roman" w:hAnsi="Times New Roman" w:cs="Times New Roman"/>
+        </w:rPr>
+        <w:t xml:space="preserve"> get to th</w:t>
+      </w:r>
+      <w:r>
+        <w:rPr>
+          <w:rFonts w:ascii="Times New Roman" w:hAnsi="Times New Roman" w:cs="Times New Roman"/>
+        </w:rPr>
+        <w:t>e</w:t>
+      </w:r>
+      <w:r>
+        <w:rPr>
+          <w:rFonts w:ascii="Times New Roman" w:hAnsi="Times New Roman" w:cs="Times New Roman"/>
+        </w:rPr>
+        <w:t xml:space="preserve"> level of </w:t>
       </w:r>
       <w:r>
         <w:rPr>
@@ -1265,13 +1289,13 @@
         <w:rPr>
           <w:rFonts w:ascii="Times New Roman" w:hAnsi="Times New Roman" w:cs="Times New Roman"/>
         </w:rPr>
-        <w:t xml:space="preserve">, and we can pour out our hearts and have </w:t>
-      </w:r>
-      <w:r>
-        <w:rPr>
-          <w:rFonts w:ascii="Times New Roman" w:hAnsi="Times New Roman" w:cs="Times New Roman"/>
-        </w:rPr>
-        <w:t>a</w:t>
+        <w:t xml:space="preserve">, and we can pour out our hearts and </w:t>
+      </w:r>
+      <w:r>
+        <w:rPr>
+          <w:rFonts w:ascii="Times New Roman" w:hAnsi="Times New Roman" w:cs="Times New Roman"/>
+        </w:rPr>
+        <w:t>attain</w:t>
       </w:r>
       <w:r>
         <w:rPr>
@@ -1467,7 +1491,19 @@
         <w:rPr>
           <w:rFonts w:ascii="Times New Roman" w:hAnsi="Times New Roman" w:cs="Times New Roman"/>
         </w:rPr>
-        <w:t xml:space="preserve"> after we beat it up and we threw it on the floor? We all know that </w:t>
+        <w:t xml:space="preserve"> after we beat it up and thr</w:t>
+      </w:r>
+      <w:r>
+        <w:rPr>
+          <w:rFonts w:ascii="Times New Roman" w:hAnsi="Times New Roman" w:cs="Times New Roman"/>
+        </w:rPr>
+        <w:t>o</w:t>
+      </w:r>
+      <w:r>
+        <w:rPr>
+          <w:rFonts w:ascii="Times New Roman" w:hAnsi="Times New Roman" w:cs="Times New Roman"/>
+        </w:rPr>
+        <w:t xml:space="preserve">w it on the floor? We all know that </w:t>
       </w:r>
       <w:r>
         <w:rPr>
@@ -1551,7 +1587,19 @@
         <w:rPr>
           <w:rFonts w:ascii="Times New Roman" w:hAnsi="Times New Roman" w:cs="Times New Roman"/>
         </w:rPr>
-        <w:t xml:space="preserve"> and bring it up higher until they become the top of the </w:t>
+        <w:t xml:space="preserve"> and bring it up higher until </w:t>
+      </w:r>
+      <w:r>
+        <w:rPr>
+          <w:rFonts w:ascii="Times New Roman" w:hAnsi="Times New Roman" w:cs="Times New Roman"/>
+        </w:rPr>
+        <w:t>it reaches</w:t>
+      </w:r>
+      <w:r>
+        <w:rPr>
+          <w:rFonts w:ascii="Times New Roman" w:hAnsi="Times New Roman" w:cs="Times New Roman"/>
+        </w:rPr>
+        <w:t xml:space="preserve"> the top of the </w:t>
       </w:r>
       <w:r>
         <w:rPr>
@@ -1779,7 +1827,7 @@
         <w:rPr>
           <w:rFonts w:ascii="Times New Roman" w:hAnsi="Times New Roman" w:cs="Times New Roman"/>
         </w:rPr>
-        <w:t xml:space="preserve"> and bring us up and come up to </w:t>
+        <w:t xml:space="preserve"> and bring us up to </w:t>
       </w:r>
       <w:r>
         <w:rPr>
@@ -1823,7 +1871,13 @@
         <w:rPr>
           <w:rFonts w:ascii="Times New Roman" w:hAnsi="Times New Roman" w:cs="Times New Roman"/>
         </w:rPr>
-        <w:t xml:space="preserve">is that the calendar is set up, </w:t>
+        <w:t>is that the calendar is set up</w:t>
+      </w:r>
+      <w:r>
+        <w:rPr>
+          <w:rFonts w:ascii="Times New Roman" w:hAnsi="Times New Roman" w:cs="Times New Roman"/>
+        </w:rPr>
+        <w:t xml:space="preserve"> so </w:t>
       </w:r>
       <w:r>
         <w:rPr>
@@ -1915,7 +1969,19 @@
         <w:rPr>
           <w:rFonts w:ascii="Times New Roman" w:hAnsi="Times New Roman" w:cs="Times New Roman"/>
         </w:rPr>
-        <w:t>. Now what</w:t>
+        <w:t xml:space="preserve">. </w:t>
+      </w:r>
+      <w:r>
+        <w:rPr>
+          <w:rFonts w:ascii="Times New Roman" w:hAnsi="Times New Roman" w:cs="Times New Roman"/>
+        </w:rPr>
+        <w:t>W</w:t>
+      </w:r>
+      <w:r>
+        <w:rPr>
+          <w:rFonts w:ascii="Times New Roman" w:hAnsi="Times New Roman" w:cs="Times New Roman"/>
+        </w:rPr>
+        <w:t>e don</w:t>
       </w:r>
       <w:r>
         <w:rPr>
@@ -1927,7 +1993,20 @@
         <w:rPr>
           <w:rFonts w:ascii="Times New Roman" w:hAnsi="Times New Roman" w:cs="Times New Roman"/>
         </w:rPr>
-        <w:t>s fascinating is, we don</w:t>
+        <w:t xml:space="preserve">t worry about that with </w:t>
+      </w:r>
+      <w:r>
+        <w:rPr>
+          <w:rFonts w:ascii="Times New Roman" w:hAnsi="Times New Roman" w:cs="Times New Roman" w:hint="cs"/>
+          <w:rtl/>
+        </w:rPr>
+        <w:t>סוכות</w:t>
+      </w:r>
+      <w:r>
+        <w:rPr>
+          <w:rFonts w:ascii="Times New Roman" w:hAnsi="Times New Roman" w:cs="Times New Roman"/>
+        </w:rPr>
+        <w:t>. We don</w:t>
       </w:r>
       <w:r>
         <w:rPr>
@@ -1939,7 +2018,118 @@
         <w:rPr>
           <w:rFonts w:ascii="Times New Roman" w:hAnsi="Times New Roman" w:cs="Times New Roman"/>
         </w:rPr>
-        <w:t xml:space="preserve">t worry about that with </w:t>
+        <w:t xml:space="preserve">t even worry about that with </w:t>
+      </w:r>
+      <w:r>
+        <w:rPr>
+          <w:rFonts w:ascii="Times New Roman" w:hAnsi="Times New Roman" w:cs="Times New Roman" w:hint="cs"/>
+          <w:rtl/>
+        </w:rPr>
+        <w:t>ראש</w:t>
+      </w:r>
+      <w:r>
+        <w:rPr>
+          <w:rFonts w:ascii="Times New Roman" w:hAnsi="Times New Roman" w:cs="Times New Roman"/>
+          <w:rtl/>
+        </w:rPr>
+        <w:t xml:space="preserve"> </w:t>
+      </w:r>
+      <w:r>
+        <w:rPr>
+          <w:rFonts w:ascii="Times New Roman" w:hAnsi="Times New Roman" w:cs="Times New Roman" w:hint="cs"/>
+          <w:rtl/>
+        </w:rPr>
+        <w:t>השנה</w:t>
+      </w:r>
+      <w:r>
+        <w:rPr>
+          <w:rFonts w:ascii="Times New Roman" w:hAnsi="Times New Roman" w:cs="Times New Roman"/>
+        </w:rPr>
+        <w:t xml:space="preserve">. We lose the </w:t>
+      </w:r>
+      <w:r>
+        <w:rPr>
+          <w:rFonts w:ascii="Times New Roman" w:hAnsi="Times New Roman" w:cs="Times New Roman" w:hint="cs"/>
+          <w:rtl/>
+        </w:rPr>
+        <w:t>מצוה</w:t>
+      </w:r>
+      <w:r>
+        <w:rPr>
+          <w:rFonts w:ascii="Times New Roman" w:hAnsi="Times New Roman" w:cs="Times New Roman"/>
+        </w:rPr>
+        <w:t xml:space="preserve"> of </w:t>
+      </w:r>
+      <w:r>
+        <w:rPr>
+          <w:rFonts w:ascii="Times New Roman" w:hAnsi="Times New Roman" w:cs="Times New Roman" w:hint="cs"/>
+          <w:rtl/>
+        </w:rPr>
+        <w:t>שופר</w:t>
+      </w:r>
+      <w:r>
+        <w:rPr>
+          <w:rFonts w:ascii="Times New Roman" w:hAnsi="Times New Roman" w:cs="Times New Roman"/>
+        </w:rPr>
+        <w:t xml:space="preserve"> on </w:t>
+      </w:r>
+      <w:r>
+        <w:rPr>
+          <w:rFonts w:ascii="Times New Roman" w:hAnsi="Times New Roman" w:cs="Times New Roman" w:hint="cs"/>
+          <w:rtl/>
+        </w:rPr>
+        <w:t>ראש</w:t>
+      </w:r>
+      <w:r>
+        <w:rPr>
+          <w:rFonts w:ascii="Times New Roman" w:hAnsi="Times New Roman" w:cs="Times New Roman"/>
+          <w:rtl/>
+        </w:rPr>
+        <w:t xml:space="preserve"> </w:t>
+      </w:r>
+      <w:r>
+        <w:rPr>
+          <w:rFonts w:ascii="Times New Roman" w:hAnsi="Times New Roman" w:cs="Times New Roman" w:hint="cs"/>
+          <w:rtl/>
+        </w:rPr>
+        <w:t>השנה</w:t>
+      </w:r>
+      <w:r>
+        <w:rPr>
+          <w:rFonts w:ascii="Times New Roman" w:hAnsi="Times New Roman" w:cs="Times New Roman"/>
+        </w:rPr>
+        <w:t xml:space="preserve"> because it doesn</w:t>
+      </w:r>
+      <w:r>
+        <w:rPr>
+          <w:rFonts w:ascii="Times New Roman" w:hAnsi="Times New Roman" w:cs="Times New Roman"/>
+        </w:rPr>
+        <w:t>’</w:t>
+      </w:r>
+      <w:r>
+        <w:rPr>
+          <w:rFonts w:ascii="Times New Roman" w:hAnsi="Times New Roman" w:cs="Times New Roman"/>
+        </w:rPr>
+        <w:t xml:space="preserve">t supersede </w:t>
+      </w:r>
+      <w:r>
+        <w:rPr>
+          <w:rFonts w:ascii="Times New Roman" w:hAnsi="Times New Roman" w:cs="Times New Roman" w:hint="cs"/>
+          <w:rtl/>
+        </w:rPr>
+        <w:t>שבת</w:t>
+      </w:r>
+      <w:r>
+        <w:rPr>
+          <w:rFonts w:ascii="Times New Roman" w:hAnsi="Times New Roman" w:cs="Times New Roman"/>
+        </w:rPr>
+        <w:t xml:space="preserve">. </w:t>
+      </w:r>
+      <w:r>
+        <w:rPr>
+          <w:rFonts w:ascii="Times New Roman" w:hAnsi="Times New Roman" w:cs="Times New Roman"/>
+        </w:rPr>
+        <w:t xml:space="preserve">On Shabbos </w:t>
       </w:r>
       <w:r>
         <w:rPr>
@@ -1952,7 +2142,7 @@
         <w:rPr>
           <w:rFonts w:ascii="Times New Roman" w:hAnsi="Times New Roman" w:cs="Times New Roman"/>
         </w:rPr>
-        <w:t>. We don</w:t>
+        <w:t>, we don</w:t>
       </w:r>
       <w:r>
         <w:rPr>
@@ -1964,7 +2154,26 @@
         <w:rPr>
           <w:rFonts w:ascii="Times New Roman" w:hAnsi="Times New Roman" w:cs="Times New Roman"/>
         </w:rPr>
-        <w:t xml:space="preserve">t even worry about that with </w:t>
+        <w:t xml:space="preserve">t take the </w:t>
+      </w:r>
+      <w:r>
+        <w:rPr>
+          <w:rFonts w:ascii="Times New Roman" w:hAnsi="Times New Roman" w:cs="Times New Roman" w:hint="cs"/>
+          <w:rtl/>
+        </w:rPr>
+        <w:t>לולב</w:t>
+      </w:r>
+      <w:r>
+        <w:rPr>
+          <w:rFonts w:ascii="Times New Roman" w:hAnsi="Times New Roman" w:cs="Times New Roman"/>
+        </w:rPr>
+        <w:t xml:space="preserve">. </w:t>
+      </w:r>
+      <w:r>
+        <w:rPr>
+          <w:rFonts w:ascii="Times New Roman" w:hAnsi="Times New Roman" w:cs="Times New Roman"/>
+        </w:rPr>
+        <w:t xml:space="preserve">When it comes to </w:t>
       </w:r>
       <w:r>
         <w:rPr>
@@ -1991,20 +2200,73 @@
         <w:rPr>
           <w:rFonts w:ascii="Times New Roman" w:hAnsi="Times New Roman" w:cs="Times New Roman"/>
         </w:rPr>
-        <w:t xml:space="preserve">. We lose the </w:t>
-      </w:r>
-      <w:r>
-        <w:rPr>
-          <w:rFonts w:ascii="Times New Roman" w:hAnsi="Times New Roman" w:cs="Times New Roman" w:hint="cs"/>
-          <w:rtl/>
-        </w:rPr>
-        <w:t>מצוה</w:t>
-      </w:r>
-      <w:r>
-        <w:rPr>
-          <w:rFonts w:ascii="Times New Roman" w:hAnsi="Times New Roman" w:cs="Times New Roman"/>
-        </w:rPr>
-        <w:t xml:space="preserve"> of </w:t>
+        <w:t xml:space="preserve"> and</w:t>
+      </w:r>
+      <w:r>
+        <w:rPr>
+          <w:rFonts w:ascii="Times New Roman" w:hAnsi="Times New Roman" w:cs="Times New Roman" w:hint="cs"/>
+          <w:rtl/>
+        </w:rPr>
+        <w:t>סוכות</w:t>
+      </w:r>
+      <w:r>
+        <w:rPr>
+          <w:rFonts w:ascii="Times New Roman" w:hAnsi="Times New Roman" w:cs="Times New Roman"/>
+          <w:rtl/>
+        </w:rPr>
+        <w:t xml:space="preserve"> </w:t>
+      </w:r>
+      <w:r>
+        <w:rPr>
+          <w:rFonts w:ascii="Times New Roman" w:hAnsi="Times New Roman" w:cs="Times New Roman"/>
+        </w:rPr>
+        <w:t>, Shabbos</w:t>
+      </w:r>
+      <w:r>
+        <w:rPr>
+          <w:rFonts w:ascii="Times New Roman" w:hAnsi="Times New Roman" w:cs="Times New Roman"/>
+        </w:rPr>
+        <w:t xml:space="preserve"> supersedes them. But </w:t>
+      </w:r>
+      <w:r>
+        <w:rPr>
+          <w:rFonts w:ascii="Times New Roman" w:hAnsi="Times New Roman" w:cs="Times New Roman" w:hint="cs"/>
+          <w:rtl/>
+        </w:rPr>
+        <w:t>חז</w:t>
+      </w:r>
+      <w:r>
+        <w:rPr>
+          <w:rFonts w:ascii="Times New Roman" w:hAnsi="Times New Roman" w:cs="Times New Roman"/>
+          <w:rtl/>
+        </w:rPr>
+        <w:t>"</w:t>
+      </w:r>
+      <w:r>
+        <w:rPr>
+          <w:rFonts w:ascii="Times New Roman" w:hAnsi="Times New Roman" w:cs="Times New Roman" w:hint="cs"/>
+          <w:rtl/>
+        </w:rPr>
+        <w:t>ל</w:t>
+      </w:r>
+      <w:r>
+        <w:rPr>
+          <w:rFonts w:ascii="Times New Roman" w:hAnsi="Times New Roman" w:cs="Times New Roman"/>
+        </w:rPr>
+        <w:t xml:space="preserve"> understood that </w:t>
+      </w:r>
+      <w:r>
+        <w:rPr>
+          <w:rFonts w:ascii="Times New Roman" w:hAnsi="Times New Roman" w:cs="Times New Roman" w:hint="cs"/>
+          <w:rtl/>
+        </w:rPr>
+        <w:t>שבת</w:t>
+      </w:r>
+      <w:r>
+        <w:rPr>
+          <w:rFonts w:ascii="Times New Roman" w:hAnsi="Times New Roman" w:cs="Times New Roman"/>
+        </w:rPr>
+        <w:t xml:space="preserve">, while it can take the place of the </w:t>
       </w:r>
       <w:r>
         <w:rPr>
@@ -2017,34 +2279,70 @@
         <w:rPr>
           <w:rFonts w:ascii="Times New Roman" w:hAnsi="Times New Roman" w:cs="Times New Roman"/>
         </w:rPr>
-        <w:t xml:space="preserve"> on </w:t>
-      </w:r>
-      <w:r>
-        <w:rPr>
-          <w:rFonts w:ascii="Times New Roman" w:hAnsi="Times New Roman" w:cs="Times New Roman" w:hint="cs"/>
-          <w:rtl/>
-        </w:rPr>
-        <w:t>ראש</w:t>
-      </w:r>
-      <w:r>
-        <w:rPr>
-          <w:rFonts w:ascii="Times New Roman" w:hAnsi="Times New Roman" w:cs="Times New Roman"/>
-          <w:rtl/>
-        </w:rPr>
-        <w:t xml:space="preserve"> </w:t>
-      </w:r>
-      <w:r>
-        <w:rPr>
-          <w:rFonts w:ascii="Times New Roman" w:hAnsi="Times New Roman" w:cs="Times New Roman" w:hint="cs"/>
-          <w:rtl/>
-        </w:rPr>
-        <w:t>השנה</w:t>
-      </w:r>
-      <w:r>
-        <w:rPr>
-          <w:rFonts w:ascii="Times New Roman" w:hAnsi="Times New Roman" w:cs="Times New Roman"/>
-        </w:rPr>
-        <w:t xml:space="preserve"> because it doesn</w:t>
+        <w:t xml:space="preserve"> and the </w:t>
+      </w:r>
+      <w:r>
+        <w:rPr>
+          <w:rFonts w:ascii="Times New Roman" w:hAnsi="Times New Roman" w:cs="Times New Roman" w:hint="cs"/>
+          <w:rtl/>
+        </w:rPr>
+        <w:t>לולב</w:t>
+      </w:r>
+      <w:r>
+        <w:rPr>
+          <w:rFonts w:ascii="Times New Roman" w:hAnsi="Times New Roman" w:cs="Times New Roman"/>
+        </w:rPr>
+        <w:t xml:space="preserve">, cannot replace the </w:t>
+      </w:r>
+      <w:r>
+        <w:rPr>
+          <w:rFonts w:ascii="Times New Roman" w:hAnsi="Times New Roman" w:cs="Times New Roman" w:hint="cs"/>
+          <w:rtl/>
+        </w:rPr>
+        <w:t>ערבה</w:t>
+      </w:r>
+      <w:r>
+        <w:rPr>
+          <w:rFonts w:ascii="Times New Roman" w:hAnsi="Times New Roman" w:cs="Times New Roman"/>
+        </w:rPr>
+        <w:t xml:space="preserve">. </w:t>
+      </w:r>
+      <w:r>
+        <w:rPr>
+          <w:rFonts w:ascii="Times New Roman" w:hAnsi="Times New Roman" w:cs="Times New Roman"/>
+        </w:rPr>
+        <w:t xml:space="preserve">Shabbos </w:t>
+      </w:r>
+      <w:r>
+        <w:rPr>
+          <w:rFonts w:ascii="Times New Roman" w:hAnsi="Times New Roman" w:cs="Times New Roman"/>
+        </w:rPr>
+        <w:t xml:space="preserve">is so far removed from </w:t>
+      </w:r>
+      <w:r>
+        <w:rPr>
+          <w:rFonts w:ascii="Times New Roman" w:hAnsi="Times New Roman" w:cs="Times New Roman"/>
+        </w:rPr>
+        <w:t>this;</w:t>
+      </w:r>
+      <w:r>
+        <w:rPr>
+          <w:rFonts w:ascii="Times New Roman" w:hAnsi="Times New Roman" w:cs="Times New Roman"/>
+        </w:rPr>
+        <w:t xml:space="preserve"> it cannot help the </w:t>
+      </w:r>
+      <w:r>
+        <w:rPr>
+          <w:rFonts w:ascii="Times New Roman" w:hAnsi="Times New Roman" w:cs="Times New Roman" w:hint="cs"/>
+          <w:rtl/>
+        </w:rPr>
+        <w:t>ערבה</w:t>
+      </w:r>
+      <w:r>
+        <w:rPr>
+          <w:rFonts w:ascii="Times New Roman" w:hAnsi="Times New Roman" w:cs="Times New Roman"/>
+        </w:rPr>
+        <w:t xml:space="preserve"> that is stretched out on the ground. And guess what? It</w:t>
       </w:r>
       <w:r>
         <w:rPr>
@@ -2056,14 +2354,14 @@
         <w:rPr>
           <w:rFonts w:ascii="Times New Roman" w:hAnsi="Times New Roman" w:cs="Times New Roman"/>
         </w:rPr>
-        <w:t xml:space="preserve">t supersede </w:t>
-      </w:r>
-      <w:r>
-        <w:rPr>
-          <w:rFonts w:ascii="Times New Roman" w:hAnsi="Times New Roman" w:cs="Times New Roman" w:hint="cs"/>
-          <w:rtl/>
-        </w:rPr>
-        <w:t>שבת</w:t>
+        <w:t xml:space="preserve">s only through the </w:t>
+      </w:r>
+      <w:r>
+        <w:rPr>
+          <w:rFonts w:ascii="Times New Roman" w:hAnsi="Times New Roman" w:cs="Times New Roman" w:hint="cs"/>
+          <w:rtl/>
+        </w:rPr>
+        <w:t>ערבה</w:t>
       </w:r>
       <w:r>
         <w:rPr>
@@ -2073,41 +2371,93 @@
       </w:r>
       <w:r>
         <w:rPr>
-          <w:rFonts w:ascii="Times New Roman" w:hAnsi="Times New Roman" w:cs="Times New Roman"/>
-        </w:rPr>
-        <w:t xml:space="preserve">On Shabbos </w:t>
-      </w:r>
-      <w:r>
-        <w:rPr>
-          <w:rFonts w:ascii="Times New Roman" w:hAnsi="Times New Roman" w:cs="Times New Roman" w:hint="cs"/>
-          <w:rtl/>
-        </w:rPr>
-        <w:t>סוכות</w:t>
-      </w:r>
-      <w:r>
-        <w:rPr>
-          <w:rFonts w:ascii="Times New Roman" w:hAnsi="Times New Roman" w:cs="Times New Roman"/>
-        </w:rPr>
-        <w:t>, we don</w:t>
-      </w:r>
-      <w:r>
-        <w:rPr>
-          <w:rFonts w:ascii="Times New Roman" w:hAnsi="Times New Roman" w:cs="Times New Roman"/>
-        </w:rPr>
-        <w:t>’</w:t>
-      </w:r>
-      <w:r>
-        <w:rPr>
-          <w:rFonts w:ascii="Times New Roman" w:hAnsi="Times New Roman" w:cs="Times New Roman"/>
-        </w:rPr>
-        <w:t xml:space="preserve">t take the </w:t>
-      </w:r>
-      <w:r>
-        <w:rPr>
-          <w:rFonts w:ascii="Times New Roman" w:hAnsi="Times New Roman" w:cs="Times New Roman" w:hint="cs"/>
-          <w:rtl/>
-        </w:rPr>
-        <w:t>לולב</w:t>
+          <w:rFonts w:ascii="Times New Roman" w:hAnsi="Times New Roman" w:cs="Times New Roman" w:hint="cs"/>
+          <w:rtl/>
+        </w:rPr>
+        <w:t>מְקִימִי</w:t>
+      </w:r>
+      <w:r>
+        <w:rPr>
+          <w:rFonts w:ascii="Times New Roman" w:hAnsi="Times New Roman" w:cs="Times New Roman"/>
+          <w:rtl/>
+        </w:rPr>
+        <w:t xml:space="preserve"> </w:t>
+      </w:r>
+      <w:r>
+        <w:rPr>
+          <w:rFonts w:ascii="Times New Roman" w:hAnsi="Times New Roman" w:cs="Times New Roman" w:hint="cs"/>
+          <w:rtl/>
+        </w:rPr>
+        <w:t>מֵעָפָר</w:t>
+      </w:r>
+      <w:r>
+        <w:rPr>
+          <w:rFonts w:ascii="Times New Roman" w:hAnsi="Times New Roman" w:cs="Times New Roman"/>
+          <w:rtl/>
+        </w:rPr>
+        <w:t xml:space="preserve"> </w:t>
+      </w:r>
+      <w:r>
+        <w:rPr>
+          <w:rFonts w:ascii="Times New Roman" w:hAnsi="Times New Roman" w:cs="Times New Roman" w:hint="cs"/>
+          <w:rtl/>
+        </w:rPr>
+        <w:t>דָּל</w:t>
+      </w:r>
+      <w:r>
+        <w:rPr>
+          <w:rFonts w:ascii="Times New Roman" w:hAnsi="Times New Roman" w:cs="Times New Roman"/>
+          <w:rtl/>
+        </w:rPr>
+        <w:t xml:space="preserve"> </w:t>
+      </w:r>
+      <w:r>
+        <w:rPr>
+          <w:rFonts w:ascii="Times New Roman" w:hAnsi="Times New Roman" w:cs="Times New Roman" w:hint="cs"/>
+          <w:rtl/>
+        </w:rPr>
+        <w:t>מֵאַשְׁפֹּת</w:t>
+      </w:r>
+      <w:r>
+        <w:rPr>
+          <w:rFonts w:ascii="Times New Roman" w:hAnsi="Times New Roman" w:cs="Times New Roman"/>
+          <w:rtl/>
+        </w:rPr>
+        <w:t xml:space="preserve"> </w:t>
+      </w:r>
+      <w:r>
+        <w:rPr>
+          <w:rFonts w:ascii="Times New Roman" w:hAnsi="Times New Roman" w:cs="Times New Roman" w:hint="cs"/>
+          <w:rtl/>
+        </w:rPr>
+        <w:t>יָרִים</w:t>
+      </w:r>
+      <w:r>
+        <w:rPr>
+          <w:rFonts w:ascii="Times New Roman" w:hAnsi="Times New Roman" w:cs="Times New Roman"/>
+          <w:rtl/>
+        </w:rPr>
+        <w:t xml:space="preserve"> </w:t>
+      </w:r>
+      <w:r>
+        <w:rPr>
+          <w:rFonts w:ascii="Times New Roman" w:hAnsi="Times New Roman" w:cs="Times New Roman" w:hint="cs"/>
+          <w:rtl/>
+        </w:rPr>
+        <w:t>אֶבְיוֹן</w:t>
+      </w:r>
+      <w:r>
+        <w:rPr>
+          <w:rFonts w:ascii="Times New Roman" w:hAnsi="Times New Roman" w:cs="Times New Roman"/>
+        </w:rPr>
+        <w:t xml:space="preserve"> which we say in </w:t>
+      </w:r>
+      <w:r>
+        <w:rPr>
+          <w:rFonts w:ascii="Times New Roman" w:hAnsi="Times New Roman" w:cs="Times New Roman" w:hint="cs"/>
+          <w:rtl/>
+        </w:rPr>
+        <w:t>הלל</w:t>
       </w:r>
       <w:r>
         <w:rPr>
@@ -2119,126 +2469,25 @@
         <w:rPr>
           <w:rFonts w:ascii="Times New Roman" w:hAnsi="Times New Roman" w:cs="Times New Roman"/>
         </w:rPr>
-        <w:t xml:space="preserve">When it comes to </w:t>
-      </w:r>
-      <w:r>
-        <w:rPr>
-          <w:rFonts w:ascii="Times New Roman" w:hAnsi="Times New Roman" w:cs="Times New Roman" w:hint="cs"/>
-          <w:rtl/>
-        </w:rPr>
-        <w:t>ראש</w:t>
-      </w:r>
-      <w:r>
-        <w:rPr>
-          <w:rFonts w:ascii="Times New Roman" w:hAnsi="Times New Roman" w:cs="Times New Roman"/>
-          <w:rtl/>
-        </w:rPr>
-        <w:t xml:space="preserve"> </w:t>
-      </w:r>
-      <w:r>
-        <w:rPr>
-          <w:rFonts w:ascii="Times New Roman" w:hAnsi="Times New Roman" w:cs="Times New Roman" w:hint="cs"/>
-          <w:rtl/>
-        </w:rPr>
-        <w:t>השנה</w:t>
-      </w:r>
-      <w:r>
-        <w:rPr>
-          <w:rFonts w:ascii="Times New Roman" w:hAnsi="Times New Roman" w:cs="Times New Roman"/>
-        </w:rPr>
-        <w:t xml:space="preserve"> and </w:t>
-      </w:r>
-      <w:r>
-        <w:rPr>
-          <w:rFonts w:ascii="Times New Roman" w:hAnsi="Times New Roman" w:cs="Times New Roman" w:hint="cs"/>
-          <w:rtl/>
-        </w:rPr>
-        <w:t>סוכות</w:t>
-      </w:r>
-      <w:r>
-        <w:rPr>
-          <w:rFonts w:ascii="Times New Roman" w:hAnsi="Times New Roman" w:cs="Times New Roman"/>
-          <w:rtl/>
-        </w:rPr>
-        <w:t xml:space="preserve"> </w:t>
-      </w:r>
-      <w:r>
-        <w:rPr>
-          <w:rFonts w:ascii="Times New Roman" w:hAnsi="Times New Roman" w:cs="Times New Roman"/>
-        </w:rPr>
-        <w:t>, Shabbos</w:t>
-      </w:r>
-      <w:r>
-        <w:rPr>
-          <w:rFonts w:ascii="Times New Roman" w:hAnsi="Times New Roman" w:cs="Times New Roman"/>
-        </w:rPr>
-        <w:t xml:space="preserve"> supersedes them. But </w:t>
-      </w:r>
-      <w:r>
-        <w:rPr>
-          <w:rFonts w:ascii="Times New Roman" w:hAnsi="Times New Roman" w:cs="Times New Roman" w:hint="cs"/>
-          <w:rtl/>
-        </w:rPr>
-        <w:t>חז</w:t>
-      </w:r>
-      <w:r>
-        <w:rPr>
-          <w:rFonts w:ascii="Times New Roman" w:hAnsi="Times New Roman" w:cs="Times New Roman"/>
-          <w:rtl/>
-        </w:rPr>
-        <w:t>״</w:t>
-      </w:r>
-      <w:r>
-        <w:rPr>
-          <w:rFonts w:ascii="Times New Roman" w:hAnsi="Times New Roman" w:cs="Times New Roman" w:hint="cs"/>
-          <w:rtl/>
-        </w:rPr>
-        <w:t>ל</w:t>
-      </w:r>
-      <w:r>
-        <w:rPr>
-          <w:rFonts w:ascii="Times New Roman" w:hAnsi="Times New Roman" w:cs="Times New Roman"/>
-        </w:rPr>
-        <w:t xml:space="preserve"> understood that </w:t>
-      </w:r>
-      <w:r>
-        <w:rPr>
-          <w:rFonts w:ascii="Times New Roman" w:hAnsi="Times New Roman" w:cs="Times New Roman" w:hint="cs"/>
-          <w:rtl/>
-        </w:rPr>
-        <w:t>שבת</w:t>
-      </w:r>
-      <w:r>
-        <w:rPr>
-          <w:rFonts w:ascii="Times New Roman" w:hAnsi="Times New Roman" w:cs="Times New Roman"/>
-        </w:rPr>
-        <w:t xml:space="preserve">, while it can take the place of the </w:t>
-      </w:r>
-      <w:r>
-        <w:rPr>
-          <w:rFonts w:ascii="Times New Roman" w:hAnsi="Times New Roman" w:cs="Times New Roman" w:hint="cs"/>
-          <w:rtl/>
-        </w:rPr>
-        <w:t>שופר</w:t>
-      </w:r>
-      <w:r>
-        <w:rPr>
-          <w:rFonts w:ascii="Times New Roman" w:hAnsi="Times New Roman" w:cs="Times New Roman"/>
-        </w:rPr>
-        <w:t xml:space="preserve"> and the </w:t>
-      </w:r>
-      <w:r>
-        <w:rPr>
-          <w:rFonts w:ascii="Times New Roman" w:hAnsi="Times New Roman" w:cs="Times New Roman" w:hint="cs"/>
-          <w:rtl/>
-        </w:rPr>
-        <w:t>לולב</w:t>
-      </w:r>
-      <w:r>
-        <w:rPr>
-          <w:rFonts w:ascii="Times New Roman" w:hAnsi="Times New Roman" w:cs="Times New Roman"/>
-        </w:rPr>
-        <w:t xml:space="preserve">, cannot replace the </w:t>
+        <w:t>Hashem</w:t>
+      </w:r>
+      <w:r>
+        <w:rPr>
+          <w:rFonts w:ascii="Times New Roman" w:hAnsi="Times New Roman" w:cs="Times New Roman"/>
+        </w:rPr>
+        <w:t xml:space="preserve"> will not leave us in the dust and the dirt</w:t>
+      </w:r>
+      <w:r>
+        <w:rPr>
+          <w:rFonts w:ascii="Times New Roman" w:hAnsi="Times New Roman" w:cs="Times New Roman"/>
+        </w:rPr>
+        <w:t xml:space="preserve">, </w:t>
+      </w:r>
+      <w:r>
+        <w:rPr>
+          <w:rFonts w:ascii="Times New Roman" w:hAnsi="Times New Roman" w:cs="Times New Roman"/>
+        </w:rPr>
+        <w:t xml:space="preserve">He will lift us up through the medium of the </w:t>
       </w:r>
       <w:r>
         <w:rPr>
@@ -2251,31 +2500,20 @@
         <w:rPr>
           <w:rFonts w:ascii="Times New Roman" w:hAnsi="Times New Roman" w:cs="Times New Roman"/>
         </w:rPr>
-        <w:t xml:space="preserve">. </w:t>
-      </w:r>
-      <w:r>
-        <w:rPr>
-          <w:rFonts w:ascii="Times New Roman" w:hAnsi="Times New Roman" w:cs="Times New Roman"/>
-        </w:rPr>
-        <w:t xml:space="preserve">Shabbos </w:t>
-      </w:r>
-      <w:r>
-        <w:rPr>
-          <w:rFonts w:ascii="Times New Roman" w:hAnsi="Times New Roman" w:cs="Times New Roman"/>
-        </w:rPr>
-        <w:t xml:space="preserve">is so far removed from </w:t>
-      </w:r>
-      <w:r>
-        <w:rPr>
-          <w:rFonts w:ascii="Times New Roman" w:hAnsi="Times New Roman" w:cs="Times New Roman"/>
-        </w:rPr>
-        <w:t>this;</w:t>
-      </w:r>
-      <w:r>
-        <w:rPr>
-          <w:rFonts w:ascii="Times New Roman" w:hAnsi="Times New Roman" w:cs="Times New Roman"/>
-        </w:rPr>
-        <w:t xml:space="preserve"> it cannot help the </w:t>
+        <w:t xml:space="preserve">. The </w:t>
+      </w:r>
+      <w:r>
+        <w:rPr>
+          <w:rFonts w:ascii="Times New Roman" w:hAnsi="Times New Roman" w:cs="Times New Roman" w:hint="cs"/>
+          <w:rtl/>
+        </w:rPr>
+        <w:t>מנהג</w:t>
+      </w:r>
+      <w:r>
+        <w:rPr>
+          <w:rFonts w:ascii="Times New Roman" w:hAnsi="Times New Roman" w:cs="Times New Roman"/>
+        </w:rPr>
+        <w:t xml:space="preserve"> of the </w:t>
       </w:r>
       <w:r>
         <w:rPr>
@@ -2288,190 +2526,6 @@
         <w:rPr>
           <w:rFonts w:ascii="Times New Roman" w:hAnsi="Times New Roman" w:cs="Times New Roman"/>
         </w:rPr>
-        <w:t xml:space="preserve"> that is stretched out on the ground. And guess what? It</w:t>
-      </w:r>
-      <w:r>
-        <w:rPr>
-          <w:rFonts w:ascii="Times New Roman" w:hAnsi="Times New Roman" w:cs="Times New Roman"/>
-        </w:rPr>
-        <w:t>’</w:t>
-      </w:r>
-      <w:r>
-        <w:rPr>
-          <w:rFonts w:ascii="Times New Roman" w:hAnsi="Times New Roman" w:cs="Times New Roman"/>
-        </w:rPr>
-        <w:t xml:space="preserve">s only through the </w:t>
-      </w:r>
-      <w:r>
-        <w:rPr>
-          <w:rFonts w:ascii="Times New Roman" w:hAnsi="Times New Roman" w:cs="Times New Roman" w:hint="cs"/>
-          <w:rtl/>
-        </w:rPr>
-        <w:t>ערבה</w:t>
-      </w:r>
-      <w:r>
-        <w:rPr>
-          <w:rFonts w:ascii="Times New Roman" w:hAnsi="Times New Roman" w:cs="Times New Roman"/>
-        </w:rPr>
-        <w:t xml:space="preserve">. </w:t>
-      </w:r>
-      <w:r>
-        <w:rPr>
-          <w:rFonts w:ascii="Times New Roman" w:hAnsi="Times New Roman" w:cs="Times New Roman" w:hint="cs"/>
-          <w:rtl/>
-        </w:rPr>
-        <w:t>מְקִימִי</w:t>
-      </w:r>
-      <w:r>
-        <w:rPr>
-          <w:rFonts w:ascii="Times New Roman" w:hAnsi="Times New Roman" w:cs="Times New Roman"/>
-          <w:rtl/>
-        </w:rPr>
-        <w:t xml:space="preserve"> </w:t>
-      </w:r>
-      <w:r>
-        <w:rPr>
-          <w:rFonts w:ascii="Times New Roman" w:hAnsi="Times New Roman" w:cs="Times New Roman" w:hint="cs"/>
-          <w:rtl/>
-        </w:rPr>
-        <w:t>מֵעָפָר</w:t>
-      </w:r>
-      <w:r>
-        <w:rPr>
-          <w:rFonts w:ascii="Times New Roman" w:hAnsi="Times New Roman" w:cs="Times New Roman"/>
-          <w:rtl/>
-        </w:rPr>
-        <w:t xml:space="preserve"> </w:t>
-      </w:r>
-      <w:r>
-        <w:rPr>
-          <w:rFonts w:ascii="Times New Roman" w:hAnsi="Times New Roman" w:cs="Times New Roman" w:hint="cs"/>
-          <w:rtl/>
-        </w:rPr>
-        <w:t>דָּל</w:t>
-      </w:r>
-      <w:r>
-        <w:rPr>
-          <w:rFonts w:ascii="Times New Roman" w:hAnsi="Times New Roman" w:cs="Times New Roman"/>
-          <w:rtl/>
-        </w:rPr>
-        <w:t xml:space="preserve"> </w:t>
-      </w:r>
-      <w:r>
-        <w:rPr>
-          <w:rFonts w:ascii="Times New Roman" w:hAnsi="Times New Roman" w:cs="Times New Roman" w:hint="cs"/>
-          <w:rtl/>
-        </w:rPr>
-        <w:t>מֵאַשְׁפֹּת</w:t>
-      </w:r>
-      <w:r>
-        <w:rPr>
-          <w:rFonts w:ascii="Times New Roman" w:hAnsi="Times New Roman" w:cs="Times New Roman"/>
-          <w:rtl/>
-        </w:rPr>
-        <w:t xml:space="preserve"> </w:t>
-      </w:r>
-      <w:r>
-        <w:rPr>
-          <w:rFonts w:ascii="Times New Roman" w:hAnsi="Times New Roman" w:cs="Times New Roman" w:hint="cs"/>
-          <w:rtl/>
-        </w:rPr>
-        <w:t>יָרִים</w:t>
-      </w:r>
-      <w:r>
-        <w:rPr>
-          <w:rFonts w:ascii="Times New Roman" w:hAnsi="Times New Roman" w:cs="Times New Roman"/>
-          <w:rtl/>
-        </w:rPr>
-        <w:t xml:space="preserve"> </w:t>
-      </w:r>
-      <w:r>
-        <w:rPr>
-          <w:rFonts w:ascii="Times New Roman" w:hAnsi="Times New Roman" w:cs="Times New Roman" w:hint="cs"/>
-          <w:rtl/>
-        </w:rPr>
-        <w:t>אֶבְיוֹן</w:t>
-      </w:r>
-      <w:r>
-        <w:rPr>
-          <w:rFonts w:ascii="Times New Roman" w:hAnsi="Times New Roman" w:cs="Times New Roman"/>
-        </w:rPr>
-        <w:t xml:space="preserve"> which we say in </w:t>
-      </w:r>
-      <w:r>
-        <w:rPr>
-          <w:rFonts w:ascii="Times New Roman" w:hAnsi="Times New Roman" w:cs="Times New Roman" w:hint="cs"/>
-          <w:rtl/>
-        </w:rPr>
-        <w:t>הלל</w:t>
-      </w:r>
-      <w:r>
-        <w:rPr>
-          <w:rFonts w:ascii="Times New Roman" w:hAnsi="Times New Roman" w:cs="Times New Roman"/>
-        </w:rPr>
-        <w:t xml:space="preserve">. </w:t>
-      </w:r>
-      <w:r>
-        <w:rPr>
-          <w:rFonts w:ascii="Times New Roman" w:hAnsi="Times New Roman" w:cs="Times New Roman"/>
-        </w:rPr>
-        <w:t>Hashem</w:t>
-      </w:r>
-      <w:r>
-        <w:rPr>
-          <w:rFonts w:ascii="Times New Roman" w:hAnsi="Times New Roman" w:cs="Times New Roman"/>
-        </w:rPr>
-        <w:t xml:space="preserve"> will not leave us in the dust and the dirt</w:t>
-      </w:r>
-      <w:r>
-        <w:rPr>
-          <w:rFonts w:ascii="Times New Roman" w:hAnsi="Times New Roman" w:cs="Times New Roman"/>
-        </w:rPr>
-        <w:t xml:space="preserve">, </w:t>
-      </w:r>
-      <w:r>
-        <w:rPr>
-          <w:rFonts w:ascii="Times New Roman" w:hAnsi="Times New Roman" w:cs="Times New Roman"/>
-        </w:rPr>
-        <w:t xml:space="preserve">He will lift us up through the medium of the </w:t>
-      </w:r>
-      <w:r>
-        <w:rPr>
-          <w:rFonts w:ascii="Times New Roman" w:hAnsi="Times New Roman" w:cs="Times New Roman" w:hint="cs"/>
-          <w:rtl/>
-        </w:rPr>
-        <w:t>ערבה</w:t>
-      </w:r>
-      <w:r>
-        <w:rPr>
-          <w:rFonts w:ascii="Times New Roman" w:hAnsi="Times New Roman" w:cs="Times New Roman"/>
-        </w:rPr>
-        <w:t xml:space="preserve">. The </w:t>
-      </w:r>
-      <w:r>
-        <w:rPr>
-          <w:rFonts w:ascii="Times New Roman" w:hAnsi="Times New Roman" w:cs="Times New Roman" w:hint="cs"/>
-          <w:rtl/>
-        </w:rPr>
-        <w:t>מנהג</w:t>
-      </w:r>
-      <w:r>
-        <w:rPr>
-          <w:rFonts w:ascii="Times New Roman" w:hAnsi="Times New Roman" w:cs="Times New Roman"/>
-        </w:rPr>
-        <w:t xml:space="preserve"> of the </w:t>
-      </w:r>
-      <w:r>
-        <w:rPr>
-          <w:rFonts w:ascii="Times New Roman" w:hAnsi="Times New Roman" w:cs="Times New Roman" w:hint="cs"/>
-          <w:rtl/>
-        </w:rPr>
-        <w:t>ערבה</w:t>
-      </w:r>
-      <w:r>
-        <w:rPr>
-          <w:rFonts w:ascii="Times New Roman" w:hAnsi="Times New Roman" w:cs="Times New Roman"/>
-        </w:rPr>
         <w:t xml:space="preserve"> had to be protected, and therefore the </w:t>
       </w:r>
       <w:r>
@@ -2485,7 +2539,25 @@
         <w:rPr>
           <w:rFonts w:ascii="Times New Roman" w:hAnsi="Times New Roman" w:cs="Times New Roman"/>
         </w:rPr>
-        <w:t xml:space="preserve"> made it come out that way that </w:t>
+        <w:t xml:space="preserve"> </w:t>
+      </w:r>
+      <w:r>
+        <w:rPr>
+          <w:rFonts w:ascii="Times New Roman" w:hAnsi="Times New Roman" w:cs="Times New Roman"/>
+        </w:rPr>
+        <w:t>ensured</w:t>
+      </w:r>
+      <w:r>
+        <w:rPr>
+          <w:rFonts w:ascii="Times New Roman" w:hAnsi="Times New Roman" w:cs="Times New Roman"/>
+        </w:rPr>
+        <w:t xml:space="preserve"> that </w:t>
+      </w:r>
+      <w:r>
+        <w:rPr>
+          <w:rFonts w:ascii="Times New Roman" w:hAnsi="Times New Roman" w:cs="Times New Roman"/>
+        </w:rPr>
+        <w:t xml:space="preserve">the </w:t>
       </w:r>
       <w:r>
         <w:rPr>

--- a/Files/06 - Yom Tov/12 - Hoshana Raba/5786/Hoshana Raba 5786.docx
+++ b/Files/06 - Yom Tov/12 - Hoshana Raba/5786/Hoshana Raba 5786.docx
@@ -2200,7 +2200,7 @@
         <w:rPr>
           <w:rFonts w:ascii="Times New Roman" w:hAnsi="Times New Roman" w:cs="Times New Roman"/>
         </w:rPr>
-        <w:t xml:space="preserve"> and</w:t>
+        <w:t xml:space="preserve"> and </w:t>
       </w:r>
       <w:r>
         <w:rPr>
@@ -2240,7 +2240,7 @@
           <w:rFonts w:ascii="Times New Roman" w:hAnsi="Times New Roman" w:cs="Times New Roman"/>
           <w:rtl/>
         </w:rPr>
-        <w:t>"</w:t>
+        <w:t>״</w:t>
       </w:r>
       <w:r>
         <w:rPr>
